--- a/Science Books/Evolution/19 - Arms Races - Coevolution Parasites and the Red Queen Again.docx
+++ b/Science Books/Evolution/19 - Arms Races - Coevolution Parasites and the Red Queen Again.docx
@@ -5,6 +5,8 @@
     <w:p>
       <w:pPr>
         <w:pStyle w:val="Title"/>
+        <w:ind w:left="0" w:right="0" w:firstLine="0"/>
+        <w:jc w:val="center"/>
       </w:pPr>
       <w:r>
         <w:t>Life: Science for Everyone</w:t>
@@ -13,6 +15,8 @@
     <w:p>
       <w:pPr>
         <w:pStyle w:val="Heading1"/>
+        <w:ind w:left="0" w:right="0" w:firstLine="0"/>
+        <w:jc w:val="center"/>
       </w:pPr>
       <w:r>
         <w:t>Chapter 19</w:t>
@@ -21,6 +25,8 @@
     <w:p>
       <w:pPr>
         <w:pStyle w:val="Heading1"/>
+        <w:ind w:left="0" w:right="0" w:firstLine="0"/>
+        <w:jc w:val="center"/>
       </w:pPr>
       <w:r>
         <w:t>Arms Races: Coevolution, Parasites and the Red Queen Again</w:t>
@@ -29,354 +35,1049 @@
     <w:p>
       <w:pPr>
         <w:pStyle w:val="Heading1"/>
+        <w:ind w:left="0" w:right="0" w:firstLine="0"/>
+        <w:jc w:val="center"/>
       </w:pPr>
       <w:r>
         <w:t>Nobody Ever Wins</w:t>
       </w:r>
     </w:p>
     <w:p>
-      <w:pPr/>
+      <w:pPr>
+        <w:ind w:left="0" w:right="0" w:firstLine="0"/>
+        <w:jc w:val="center"/>
+      </w:pPr>
       <w:r>
-        <w:t xml:space="preserve">Chapter 11 introduced the Red Queen, borrowed from </w:t>
+        <w:t xml:space="preserve">Chapter 11 introduced the </w:t>
       </w:r>
       <w:r>
         <w:rPr>
-          <w:i/>
+          <w:b/>
         </w:rPr>
-        <w:t>Through the Looking-Glass</w:t>
+        <w:t>Red Queen</w:t>
       </w:r>
       <w:r>
-        <w:t>, to explain why sex persists despite its steep reproductive cost: staying genetically unpredictable is a defense against parasites that are constantly adapting to exploit whatever genotype is currently most common.</w:t>
+        <w:t xml:space="preserve"> idea, a race where you have to keep running just to stay in the same place.</w:t>
       </w:r>
-    </w:p>
-    <w:p>
-      <w:pPr/>
       <w:r>
-        <w:t>That same Red Queen logic extends far beyond the question of sex itself. It describes an entire category of evolutionary relationship, called coevolution, in which two species, locked together as predator and prey, parasite and host, or plant and herbivore, evolve continuously in response to each other, each improvement on one side creating fresh selective pressure for a countering improvement on the other.</w:t>
+        <w:br/>
+        <w:br/>
+        <w:t>That name comes from a character in Lewis Carroll's story “Through the Looking-Glass.”</w:t>
       </w:r>
-    </w:p>
-    <w:p>
-      <w:pPr/>
       <w:r>
-        <w:t>The defining feature of a true evolutionary arms race is that it has no finish line. Neither side ever wins outright and stays ahead, because staying ahead is exactly what triggers the next round of adaptation in the opponent. This chapter is a tour of what that looks like in practice, across several very different kinds of relationship.</w:t>
+        <w:br/>
+        <w:br/>
+        <w:t>Chapter 11 used it to explain something surprising: why does sex persist, when it's so biologically expensive?</w:t>
+      </w:r>
+      <w:r>
+        <w:br/>
+        <w:br/>
+        <w:t>The answer was that staying genetically unpredictable protects you from parasites.</w:t>
+      </w:r>
+      <w:r>
+        <w:br/>
+        <w:br/>
+        <w:t>Parasites keep adapting to whatever version of you is currently most common.</w:t>
+      </w:r>
+      <w:r>
+        <w:br/>
+        <w:br/>
+        <w:t>If you never change, you become an easy target.</w:t>
+      </w:r>
+      <w:r>
+        <w:br/>
+        <w:br/>
+        <w:t>That same logic reaches far beyond sex.</w:t>
+      </w:r>
+      <w:r>
+        <w:br/>
+        <w:br/>
+        <w:t xml:space="preserve">It describes a whole category of relationship biologists call </w:t>
+      </w:r>
+      <w:r>
+        <w:rPr>
+          <w:b/>
+        </w:rPr>
+        <w:t>coevolution</w:t>
+      </w:r>
+      <w:r>
+        <w:t>.</w:t>
+      </w:r>
+      <w:r>
+        <w:br/>
+        <w:br/>
+        <w:t>Two species get locked together, and each one's move forces a countermove from the other.</w:t>
+      </w:r>
+      <w:r>
+        <w:br/>
+        <w:br/>
+        <w:t>Coevolution can happen between a predator and its prey.</w:t>
+      </w:r>
+      <w:r>
+        <w:br/>
+        <w:br/>
+        <w:t>It can happen between a parasite and its host.</w:t>
+      </w:r>
+      <w:r>
+        <w:br/>
+        <w:br/>
+        <w:t>It can happen between a plant and the animal that eats it.</w:t>
+      </w:r>
+      <w:r>
+        <w:br/>
+        <w:br/>
+        <w:t>Whatever the pairing, both sides keep evolving in response to each other.</w:t>
+      </w:r>
+      <w:r>
+        <w:br/>
+        <w:br/>
+        <w:t>Every improvement on one side creates fresh pressure on the other.</w:t>
+      </w:r>
+      <w:r>
+        <w:br/>
+        <w:br/>
+        <w:t xml:space="preserve">The defining feature of a genuine </w:t>
+      </w:r>
+      <w:r>
+        <w:rPr>
+          <w:b/>
+        </w:rPr>
+        <w:t>arms race</w:t>
+      </w:r>
+      <w:r>
+        <w:t xml:space="preserve"> is that it never finishes.</w:t>
+      </w:r>
+      <w:r>
+        <w:br/>
+        <w:br/>
+        <w:t>Neither side gets to win and rest, because staying ahead is exactly what forces the other side's next move.</w:t>
+      </w:r>
+      <w:r>
+        <w:br/>
+        <w:br/>
+        <w:t>This chapter is a tour of what that looks like, across some very different kinds of relationship.</w:t>
       </w:r>
     </w:p>
     <w:p>
       <w:pPr>
         <w:pStyle w:val="Heading1"/>
+        <w:ind w:left="0" w:right="0" w:firstLine="0"/>
+        <w:jc w:val="center"/>
       </w:pPr>
       <w:r>
         <w:t>Speed Against Speed</w:t>
       </w:r>
     </w:p>
     <w:p>
-      <w:pPr/>
+      <w:pPr>
+        <w:ind w:left="0" w:right="0" w:firstLine="0"/>
+        <w:jc w:val="center"/>
+      </w:pPr>
       <w:r>
-        <w:t>The most intuitive kind of arms race is the one between a fast predator and fast prey, and one of the clearest examples runs between cheetahs and the gazelles they hunt on the African savanna.</w:t>
+        <w:t>The clearest kind of arms race is simple: a fast predator against fast prey.</w:t>
       </w:r>
-    </w:p>
-    <w:p>
-      <w:pPr/>
       <w:r>
-        <w:t>Cheetahs are, by a wide margin, the fastest land animals alive, capable of bursts approaching or exceeding 100 kilometers per hour over short distances. Gazelles, their primary prey, are themselves remarkably fast and, notably, unusually good at rapid, unpredictable changes of direction, a skill that can be more valuable against a straight-line sprinter than raw top speed alone.</w:t>
+        <w:br/>
+        <w:br/>
+        <w:t>On the African savanna, that means cheetahs chasing gazelles.</w:t>
       </w:r>
-    </w:p>
-    <w:p>
-      <w:pPr/>
       <w:r>
-        <w:t>Neither animal's speed makes complete evolutionary sense in isolation. A cheetah does not need to be quite this fast to catch an ordinary, slow-moving grazing animal. It needs to be this fast specifically because gazelles are this fast, and gazelles, in turn, are this fast specifically because cheetahs are this fast. Each species' extreme physical specialization is a direct, ongoing response to the other's.</w:t>
+        <w:br/>
+        <w:br/>
+        <w:t>Cheetahs are the fastest land animals alive, by a wide margin.</w:t>
       </w:r>
-    </w:p>
-    <w:p>
-      <w:pPr/>
       <w:r>
-        <w:t>Slow down either side of this relationship, evolutionarily speaking, and the arms race does not stop. It simply resets at a lower, and presumably more comfortable for both species, equilibrium, relative to whatever the actual pressures happen to be at the time.</w:t>
+        <w:br/>
+        <w:br/>
+        <w:t>In short bursts they can approach, or even beat, 100 kilometers per hour.</w:t>
+      </w:r>
+      <w:r>
+        <w:br/>
+        <w:br/>
+        <w:t>That's about as fast as a car on a highway.</w:t>
+      </w:r>
+      <w:r>
+        <w:br/>
+        <w:br/>
+        <w:t>Gazelles, their main prey, are also remarkably fast.</w:t>
+      </w:r>
+      <w:r>
+        <w:br/>
+        <w:br/>
+        <w:t>But gazelles have something else going for them too: sudden, unpredictable changes of direction.</w:t>
+      </w:r>
+      <w:r>
+        <w:br/>
+        <w:br/>
+        <w:t>Against an animal that runs in a straight line, a sharp swerve can matter more than raw speed.</w:t>
+      </w:r>
+      <w:r>
+        <w:br/>
+        <w:br/>
+        <w:t>Neither animal's speed makes sense on its own.</w:t>
+      </w:r>
+      <w:r>
+        <w:br/>
+        <w:br/>
+        <w:t>A cheetah doesn't need to be this fast to catch a slow, ordinary grazer.</w:t>
+      </w:r>
+      <w:r>
+        <w:br/>
+        <w:br/>
+        <w:t>It needs to be this fast because gazelles are this fast.</w:t>
+      </w:r>
+      <w:r>
+        <w:br/>
+        <w:br/>
+        <w:t>And gazelles, in turn, are this fast because cheetahs are this fast.</w:t>
+      </w:r>
+      <w:r>
+        <w:br/>
+        <w:br/>
+        <w:t>Each species' extreme body is a direct answer to the other's.</w:t>
+      </w:r>
+      <w:r>
+        <w:br/>
+        <w:br/>
+        <w:t>Picture slowing down either side, evolutionarily speaking.</w:t>
+      </w:r>
+      <w:r>
+        <w:br/>
+        <w:br/>
+        <w:t>Would the arms race just stop?</w:t>
+      </w:r>
+      <w:r>
+        <w:br/>
+        <w:br/>
+        <w:t>No, it would simply reset at a lower, calmer equilibrium, matched to whatever pressures exist at the time.</w:t>
       </w:r>
     </w:p>
     <w:p>
       <w:pPr>
         <w:pStyle w:val="Heading1"/>
+        <w:ind w:left="0" w:right="0" w:firstLine="0"/>
+        <w:jc w:val="center"/>
       </w:pPr>
       <w:r>
         <w:t>A Poison and the Resistance to It</w:t>
       </w:r>
     </w:p>
     <w:p>
-      <w:pPr/>
+      <w:pPr>
+        <w:ind w:left="0" w:right="0" w:firstLine="0"/>
+        <w:jc w:val="center"/>
+      </w:pPr>
       <w:r>
-        <w:t>Not every predator-prey arms race is about speed. Some of the most extreme examples involve chemical weapons rather than athletic ones, and the clearest case runs between rough-skinned newts and the garter snakes that prey on them, in the Pacific Northwest of North America.</w:t>
+        <w:t>Not every predator-prey arms race is about speed.</w:t>
       </w:r>
-    </w:p>
-    <w:p>
-      <w:pPr/>
       <w:r>
-        <w:t>Rough-skinned newts produce tetrodotoxin, one of the most potent neurotoxins known, the same compound found in pufferfish, concentrated in their skin as a defense. In most predators, even a small dose is lethal, blocking the nerve signals that control muscle movement, including the muscles needed to breathe.</w:t>
+        <w:br/>
+        <w:br/>
+        <w:t>Some of the most extreme ones run on chemistry instead of muscle.</w:t>
       </w:r>
-    </w:p>
-    <w:p>
-      <w:pPr/>
       <w:r>
-        <w:t>Garter snakes in the same region have, in response, evolved a resistance to tetrodotoxin, through changes in the specific protein channels the toxin normally blocks, allowing some populations of these snakes to eat newts that would kill almost any other predator.</w:t>
+        <w:br/>
+        <w:br/>
+        <w:t>The clearest case involves rough-skinned newts and the garter snakes that eat them, in the Pacific Northwest of North America.</w:t>
       </w:r>
-    </w:p>
-    <w:p>
-      <w:pPr/>
       <w:r>
-        <w:t>What makes this case a particularly well-documented arms race, rather than simply one side having won, is that researchers studying populations across the region have found a close, geographic match between how toxic the local newts are and how resistant the local garter snakes are. In areas where snakes have evolved especially strong resistance, the local newts tend to carry especially high concentrations of toxin, and vice versa, exactly the pattern an ongoing, escalating coevolutionary race between the two species, rather than a settled outcome, would produce.</w:t>
+        <w:br/>
+        <w:br/>
+        <w:t>Rough-skinned newts make tetrodotoxin, a poison so strong it's one of the deadliest natural toxins known.</w:t>
+      </w:r>
+      <w:r>
+        <w:br/>
+        <w:br/>
+        <w:t>It's the same compound found in pufferfish.</w:t>
+      </w:r>
+      <w:r>
+        <w:br/>
+        <w:br/>
+        <w:t>It sits concentrated in the newt's skin as a defense.</w:t>
+      </w:r>
+      <w:r>
+        <w:br/>
+        <w:br/>
+        <w:t>In almost any predator, even a tiny dose is fatal.</w:t>
+      </w:r>
+      <w:r>
+        <w:br/>
+        <w:br/>
+        <w:t>It blocks the nerve signals a body needs to move its muscles, including the muscles that make it breathe.</w:t>
+      </w:r>
+      <w:r>
+        <w:br/>
+        <w:br/>
+        <w:t>Garter snakes in the same region have fought back.</w:t>
+      </w:r>
+      <w:r>
+        <w:br/>
+        <w:br/>
+        <w:t>The toxin normally works by jamming shut certain protein “channels” in nerve cells.</w:t>
+      </w:r>
+      <w:r>
+        <w:br/>
+        <w:br/>
+        <w:t>Think of those channels as locks the toxin usually picks.</w:t>
+      </w:r>
+      <w:r>
+        <w:br/>
+        <w:br/>
+        <w:t>Some snake populations have evolved changed channels that the toxin can no longer pick.</w:t>
+      </w:r>
+      <w:r>
+        <w:br/>
+        <w:br/>
+        <w:t>That resistance lets them eat newts that would kill almost any other animal.</w:t>
+      </w:r>
+      <w:r>
+        <w:br/>
+        <w:br/>
+        <w:t>What makes this a genuine, ongoing arms race, rather than one side simply winning, is a pattern.</w:t>
+      </w:r>
+      <w:r>
+        <w:br/>
+        <w:br/>
+        <w:t>Researchers have mapped that pattern across the whole region.</w:t>
+      </w:r>
+      <w:r>
+        <w:br/>
+        <w:br/>
+        <w:t>Wherever the local snakes are especially resistant, the local newts tend to carry especially strong poison, and vice versa.</w:t>
+      </w:r>
+      <w:r>
+        <w:br/>
+        <w:br/>
+        <w:t>That's exactly the signature you'd expect from two species still racing each other, not a battle that's already over.</w:t>
       </w:r>
     </w:p>
     <w:p>
       <w:pPr>
         <w:pStyle w:val="Heading1"/>
+        <w:ind w:left="0" w:right="0" w:firstLine="0"/>
+        <w:jc w:val="center"/>
       </w:pPr>
       <w:r>
         <w:t>A Prediction Fulfilled Decades Later</w:t>
       </w:r>
     </w:p>
     <w:p>
-      <w:pPr/>
+      <w:pPr>
+        <w:ind w:left="0" w:right="0" w:firstLine="0"/>
+        <w:jc w:val="center"/>
+      </w:pPr>
       <w:r>
-        <w:t>Plants cannot outrun anything, and their arms races with the insects and animals that eat them run largely through chemistry instead.</w:t>
-      </w:r>
-    </w:p>
-    <w:p>
-      <w:pPr/>
-      <w:r>
-        <w:t>Milkweed plants produce a class of toxic compounds, called cardenolides, as a defense against being eaten. Monarch butterflies, whose caterpillars feed almost exclusively on milkweed, have evolved the ability to tolerate these toxins, and remarkably, to sequester the toxins from their food and store them in their own bodies, making the adult monarch butterfly itself distasteful, and mildly toxic, to birds and other predators that might otherwise eat it.</w:t>
-      </w:r>
-    </w:p>
-    <w:p>
-      <w:pPr/>
-      <w:r>
-        <w:t>This is coevolution running, in effect, through three parties at once: the plant's defense becomes the insect's offense, which then becomes the insect's own defense against an entirely different set of predators further up the food chain.</w:t>
-      </w:r>
-    </w:p>
-    <w:p>
-      <w:pPr/>
-      <w:r>
-        <w:t xml:space="preserve">One of the more striking examples of coevolution between plants and their pollinators, rather than plants and their predators, comes from Darwin himself. In 1862, examining an orchid from Madagascar, </w:t>
+        <w:t>Plants can't run from anything.</w:t>
       </w:r>
       <w:r>
-        <w:rPr>
-          <w:i/>
-        </w:rPr>
-        <w:t>Angraecum sesquipedale</w:t>
+        <w:br/>
+        <w:br/>
+        <w:t>So their arms races with the animals that eat them play out through chemistry instead.</w:t>
       </w:r>
       <w:r>
-        <w:t>, whose nectar sits at the bottom of an extraordinarily long, narrow floral tube nearly a foot in length, Darwin predicted, based purely on the flower's structure and the general logic of natural selection acting on both flower and pollinator together, that there must exist somewhere in Madagascar a moth with a proboscis, its feeding tube, long enough to reach that nectar, since no shorter-tongued insect could possibly pollinate the flower and no such flower would have evolved without a pollinator capable of reaching it.</w:t>
-      </w:r>
-    </w:p>
-    <w:p>
-      <w:pPr/>
-      <w:r>
-        <w:t xml:space="preserve">No such moth was known to exist at the time Darwin made his prediction. It was not until 1903, more than twenty years after Darwin's own death, that a moth with precisely this kind of extraordinarily long proboscis was in fact discovered in Madagascar, subsequently named, in recognition of the prediction, </w:t>
+        <w:br/>
+        <w:br/>
+        <w:t>Milkweed plants produce a group of toxic compounds called cardenolides.</w:t>
       </w:r>
       <w:r>
-        <w:rPr>
-          <w:i/>
-        </w:rPr>
-        <w:t>Xanthopan morganii praedicta</w:t>
+        <w:br/>
+        <w:br/>
+        <w:t>These exist purely as a defense against being eaten.</w:t>
       </w:r>
       <w:r>
-        <w:t>, its subspecies name literally meaning predicted.</w:t>
+        <w:br/>
+        <w:br/>
+        <w:t>Monarch butterfly caterpillars feed almost only on milkweed.</w:t>
       </w:r>
-    </w:p>
-    <w:p>
-      <w:pPr/>
       <w:r>
-        <w:t>Coevolutionary logic, applied carefully to one half of a relationship, had correctly forecast the unseen existence of the other half, decades before it was actually found.</w:t>
+        <w:br/>
+        <w:br/>
+        <w:t>They've evolved something remarkable: not just tolerance for the poison, but the ability to store it in their own bodies.</w:t>
+      </w:r>
+      <w:r>
+        <w:br/>
+        <w:br/>
+        <w:t>That stolen poison makes the adult monarch itself distasteful, and even a little toxic, to any bird that tries to eat it.</w:t>
+      </w:r>
+      <w:r>
+        <w:br/>
+        <w:br/>
+        <w:t>This is coevolution running through three parties at once.</w:t>
+      </w:r>
+      <w:r>
+        <w:br/>
+        <w:br/>
+        <w:t>The plant's defense becomes the insect's weapon.</w:t>
+      </w:r>
+      <w:r>
+        <w:br/>
+        <w:br/>
+        <w:t>That weapon then becomes the insect's own defense against a completely different predator, further up the food chain.</w:t>
+      </w:r>
+      <w:r>
+        <w:br/>
+        <w:br/>
+        <w:t>One of the most striking examples of coevolution between plants and their pollinators, rather than plants and their predators, comes from Charles Darwin, the naturalist who first worked out how natural selection operates.</w:t>
+      </w:r>
+      <w:r>
+        <w:br/>
+        <w:br/>
+        <w:t>In 1862, Darwin examined an orchid from Madagascar called Angraecum sesquipedale.</w:t>
+      </w:r>
+      <w:r>
+        <w:br/>
+        <w:br/>
+        <w:t>Its nectar sits at the bottom of an extraordinarily long, narrow tube, nearly a foot deep.</w:t>
+      </w:r>
+      <w:r>
+        <w:br/>
+        <w:br/>
+        <w:t>Picture trying to sip from the bottom of a full bathtub through a straw that thin.</w:t>
+      </w:r>
+      <w:r>
+        <w:br/>
+        <w:br/>
+        <w:t>Darwin predicted that somewhere in Madagascar there had to be a moth with a feeding tube long enough to reach that nectar.</w:t>
+      </w:r>
+      <w:r>
+        <w:br/>
+        <w:br/>
+        <w:t>His reasoning was simple.</w:t>
+      </w:r>
+      <w:r>
+        <w:br/>
+        <w:br/>
+        <w:t>No shorter-tongued insect could pollinate the flower.</w:t>
+      </w:r>
+      <w:r>
+        <w:br/>
+        <w:br/>
+        <w:t>And no flower like this one could have evolved without some pollinator able to reach it.</w:t>
+      </w:r>
+      <w:r>
+        <w:br/>
+        <w:br/>
+        <w:t>No such moth was known at the time.</w:t>
+      </w:r>
+      <w:r>
+        <w:br/>
+        <w:br/>
+        <w:t>Darwin died in 1882, never seeing his prediction confirmed.</w:t>
+      </w:r>
+      <w:r>
+        <w:br/>
+        <w:br/>
+        <w:t>It wasn't found until 1903, twenty-one years later.</w:t>
+      </w:r>
+      <w:r>
+        <w:br/>
+        <w:br/>
+        <w:t>That moth, discovered in Madagascar, was named Xanthopan morgani praedicta.</w:t>
+      </w:r>
+      <w:r>
+        <w:br/>
+        <w:br/>
+        <w:t>Its last name, praedicta, literally means “predicted.”</w:t>
+      </w:r>
+      <w:r>
+        <w:br/>
+        <w:br/>
+        <w:t>Coevolutionary logic, applied carefully to just one half of a relationship, had correctly forecast the unseen other half, decades before anyone laid eyes on it.</w:t>
       </w:r>
     </w:p>
     <w:p>
       <w:pPr>
         <w:pStyle w:val="Heading1"/>
+        <w:ind w:left="0" w:right="0" w:firstLine="0"/>
+        <w:jc w:val="center"/>
       </w:pPr>
       <w:r>
         <w:t>A Parasite That Drives Its Host to Suicide</w:t>
       </w:r>
     </w:p>
     <w:p>
-      <w:pPr/>
+      <w:pPr>
+        <w:ind w:left="0" w:right="0" w:firstLine="0"/>
+        <w:jc w:val="center"/>
+      </w:pPr>
       <w:r>
-        <w:t>Some of the strangest, and most unsettling, examples of coevolution involve parasites that do not merely infect a host, but actively manipulate the host's own behavior, in ways that serve the parasite's reproductive needs rather than the host's survival.</w:t>
+        <w:t>Some of the strangest examples of coevolution involve parasites that don't just infect a host.</w:t>
       </w:r>
-    </w:p>
-    <w:p>
-      <w:pPr/>
       <w:r>
-        <w:t>A fungus in the genus Ophiocordyceps infects certain species of tropical ants. Once infected, the fungus manipulates the ant's behavior, causing it to leave its normal position in the colony and climb to a specific height and location on nearby vegetation, generally chosen to offer favorable temperature and humidity for the fungus's own reproduction, before the ant clamps its mandibles into a leaf or stem in a characteristic death grip, and dies in that position.</w:t>
+        <w:br/>
+        <w:br/>
+        <w:t>They take over the host's own behavior, for their own reproductive benefit rather than the host's survival.</w:t>
       </w:r>
-    </w:p>
-    <w:p>
-      <w:pPr/>
       <w:r>
-        <w:t>The fungus then grows a fruiting body directly out of the dead ant's head, from which it releases spores down onto the ant colony's foraging trails below, positioned to infect the next unfortunate passerby.</w:t>
+        <w:br/>
+        <w:br/>
+        <w:t>A fungus called Ophiocordyceps infects certain tropical ants.</w:t>
       </w:r>
-    </w:p>
-    <w:p>
-      <w:pPr/>
       <w:r>
-        <w:t>Researchers have found that ant colonies, in turn, have evolved counter-behaviors in response, including social immune responses in which uninfected worker ants actively detect and remove colony members showing early signs of the fungal manipulation, physically carrying them away from the nest before the infection can progress to the point of triggering the death-grip behavior, an active, colony-level defense evolved specifically against this particular threat.</w:t>
+        <w:br/>
+        <w:br/>
+        <w:t>Once infected, the fungus hijacks the ant's behavior.</w:t>
       </w:r>
-    </w:p>
-    <w:p>
-      <w:pPr/>
       <w:r>
-        <w:t>A related, though considerably more debated, case involves the single-celled parasite Toxoplasma gondii, whose life cycle depends on being transmitted between rodents and cats. Some research has suggested that Toxoplasma infection alters rodent behavior in ways that reduce their normal fear response to cat scent specifically, potentially making infection more likely to be passed along to the parasite's preferred final host. This particular claim remains more actively contested within the research community than the ant-fungus case, with some more recent studies finding smaller or more inconsistent behavioral effects than earlier work suggested, and it is worth flagging here as considerably less settled than the ant example above.</w:t>
+        <w:br/>
+        <w:br/>
+        <w:t>The ant leaves its normal spot in the colony.</w:t>
+      </w:r>
+      <w:r>
+        <w:br/>
+        <w:br/>
+        <w:t>It climbs to a very specific height and spot on nearby plants.</w:t>
+      </w:r>
+      <w:r>
+        <w:br/>
+        <w:br/>
+        <w:t>Usually that spot has just the right temperature and humidity for the fungus to reproduce.</w:t>
+      </w:r>
+      <w:r>
+        <w:br/>
+        <w:br/>
+        <w:t>Then the ant clamps its jaws onto a leaf or stem, locked in place, and dies exactly there.</w:t>
+      </w:r>
+      <w:r>
+        <w:br/>
+        <w:br/>
+        <w:t>The fungus then grows a stalk straight out of the dead ant's head.</w:t>
+      </w:r>
+      <w:r>
+        <w:br/>
+        <w:br/>
+        <w:t>From that stalk, it releases spores down onto the ant colony's trails below.</w:t>
+      </w:r>
+      <w:r>
+        <w:br/>
+        <w:br/>
+        <w:t>Those spores are perfectly placed to infect the next ant that walks by.</w:t>
+      </w:r>
+      <w:r>
+        <w:br/>
+        <w:br/>
+        <w:t>Ant colonies haven't taken this lying down.</w:t>
+      </w:r>
+      <w:r>
+        <w:br/>
+        <w:br/>
+        <w:t>Researchers have found that colonies have evolved their own defense: a kind of “social immune system.”</w:t>
+      </w:r>
+      <w:r>
+        <w:br/>
+        <w:br/>
+        <w:t>Uninfected worker ants can detect early signs of the fungal takeover in a nestmate.</w:t>
+      </w:r>
+      <w:r>
+        <w:br/>
+        <w:br/>
+        <w:t>They physically carry that ant away from the nest before the infection can progress far enough to trigger the death grip.</w:t>
+      </w:r>
+      <w:r>
+        <w:br/>
+        <w:br/>
+        <w:t>It's a defense evolved at the level of the whole colony, specifically against this one threat.</w:t>
+      </w:r>
+      <w:r>
+        <w:br/>
+        <w:br/>
+        <w:t>A related but far more debated case involves Toxoplasma gondii.</w:t>
+      </w:r>
+      <w:r>
+        <w:br/>
+        <w:br/>
+        <w:t>This single-celled parasite needs to pass between rodents and cats to complete its life cycle.</w:t>
+      </w:r>
+      <w:r>
+        <w:br/>
+        <w:br/>
+        <w:t>Some research suggests Toxoplasma infection reduces a rodent's normal fear of the smell of cats.</w:t>
+      </w:r>
+      <w:r>
+        <w:br/>
+        <w:br/>
+        <w:t>If that's true, it would make the rodent easier prey.</w:t>
+      </w:r>
+      <w:r>
+        <w:br/>
+        <w:br/>
+        <w:t>And that would make it easier for the parasite to reach its preferred final host, the cat.</w:t>
+      </w:r>
+      <w:r>
+        <w:br/>
+        <w:br/>
+        <w:t>This claim is genuinely contested.</w:t>
+      </w:r>
+      <w:r>
+        <w:br/>
+        <w:br/>
+        <w:t>Some more recent studies find smaller, or far less consistent, effects than earlier work suggested.</w:t>
+      </w:r>
+      <w:r>
+        <w:br/>
+        <w:br/>
+        <w:t>Treat this case as much shakier than the ant-and-fungus story above.</w:t>
       </w:r>
     </w:p>
     <w:p>
       <w:pPr>
         <w:pStyle w:val="Heading1"/>
+        <w:ind w:left="0" w:right="0" w:firstLine="0"/>
+        <w:jc w:val="center"/>
       </w:pPr>
       <w:r>
         <w:t>An Arms Race Written in Human Blood</w:t>
       </w:r>
     </w:p>
     <w:p>
-      <w:pPr/>
+      <w:pPr>
+        <w:ind w:left="0" w:right="0" w:firstLine="0"/>
+        <w:jc w:val="center"/>
+      </w:pPr>
       <w:r>
-        <w:t>Coevolution is not confined to insects, fungi, and reptiles. One of the clearest and most consequential arms races in the natural world runs through the human genome itself, in the long-standing relationship between humans and the parasite that causes malaria.</w:t>
+        <w:t>Coevolution isn't limited to insects, fungi, and reptiles.</w:t>
       </w:r>
-    </w:p>
-    <w:p>
-      <w:pPr/>
       <w:r>
-        <w:t>Malaria, caused by parasites of the genus Plasmodium and transmitted by mosquitoes, has exerted such intense and sustained selective pressure on human populations in regions where it is common, across many thousands of years, that it has left a direct, measurable mark on human genetics.</w:t>
+        <w:br/>
+        <w:br/>
+        <w:t>One of the clearest, and most serious, arms races in nature runs through the human genome itself.</w:t>
       </w:r>
-    </w:p>
-    <w:p>
-      <w:pPr/>
       <w:r>
-        <w:t>The sickle cell trait, caused by a specific mutation in the gene for hemoglobin, the protein that carries oxygen in red blood cells, is the best-known example. Individuals who inherit two copies of the mutated gene develop sickle cell disease, a serious and often life-shortening condition. But individuals who inherit only one copy, alongside one normal copy, gain substantial resistance to severe malaria infection, without developing the full disease themselves.</w:t>
+        <w:br/>
+        <w:br/>
+        <w:t>It shows up in our long fight against the parasite that causes malaria.</w:t>
       </w:r>
-    </w:p>
-    <w:p>
-      <w:pPr/>
       <w:r>
-        <w:t>This is a case of what geneticists call heterozygote advantage, in which carrying one copy of a gene variant is beneficial, even though carrying two copies is harmful, and it explains why the sickle cell mutation, despite the severe cost it imposes on those who inherit two copies, has remained common, at significant frequency, in human populations from regions where malaria has historically been widespread, a direct, ongoing signature of an arms race between the malaria parasite and human red blood cells, written and preserved in the genetics of millions of people alive today.</w:t>
+        <w:br/>
+        <w:br/>
+        <w:t>Malaria is caused by parasites in the genus Plasmodium and spread by mosquitoes.</w:t>
+      </w:r>
+      <w:r>
+        <w:br/>
+        <w:br/>
+        <w:t>In places where it's common, malaria has pressed down hard on human populations.</w:t>
+      </w:r>
+      <w:r>
+        <w:br/>
+        <w:br/>
+        <w:t>It's done that for thousands of years, long enough to leave a visible mark on our genes.</w:t>
+      </w:r>
+      <w:r>
+        <w:br/>
+        <w:br/>
+        <w:t>The clearest example is the sickle cell trait.</w:t>
+      </w:r>
+      <w:r>
+        <w:br/>
+        <w:br/>
+        <w:t>It's caused by a specific change in the gene for hemoglobin, the protein that carries oxygen inside red blood cells.</w:t>
+      </w:r>
+      <w:r>
+        <w:br/>
+        <w:br/>
+        <w:t>If you inherit two copies of this changed gene, you develop sickle cell disease, a serious and often life-shortening illness.</w:t>
+      </w:r>
+      <w:r>
+        <w:br/>
+        <w:br/>
+        <w:t>But if you inherit just one copy, paired with one normal copy, you gain strong protection against severe malaria.</w:t>
+      </w:r>
+      <w:r>
+        <w:br/>
+        <w:br/>
+        <w:t>You don't get the full disease yourself.</w:t>
+      </w:r>
+      <w:r>
+        <w:br/>
+        <w:br/>
+        <w:t xml:space="preserve">Geneticists call this pattern </w:t>
+      </w:r>
+      <w:r>
+        <w:rPr>
+          <w:b/>
+        </w:rPr>
+        <w:t>heterozygote advantage</w:t>
+      </w:r>
+      <w:r>
+        <w:t>.</w:t>
+      </w:r>
+      <w:r>
+        <w:br/>
+        <w:br/>
+        <w:t>Carrying one copy of a gene variant helps you, even though carrying two copies would hurt you.</w:t>
+      </w:r>
+      <w:r>
+        <w:br/>
+        <w:br/>
+        <w:t>It explains why the sickle cell mutation has stayed common in populations from regions where malaria has long been widespread.</w:t>
+      </w:r>
+      <w:r>
+        <w:br/>
+        <w:br/>
+        <w:t>That's true despite its steep cost to the people who inherit two copies.</w:t>
+      </w:r>
+      <w:r>
+        <w:br/>
+        <w:br/>
+        <w:t>It's a living signature of an arms race between a parasite and human blood.</w:t>
+      </w:r>
+      <w:r>
+        <w:br/>
+        <w:br/>
+        <w:t>That signature is written into the genes of millions of people alive today.</w:t>
       </w:r>
     </w:p>
     <w:p>
       <w:pPr>
         <w:pStyle w:val="Heading1"/>
+        <w:ind w:left="0" w:right="0" w:firstLine="0"/>
+        <w:jc w:val="center"/>
       </w:pPr>
       <w:r>
         <w:t>A Race That Resets Every Year</w:t>
       </w:r>
     </w:p>
     <w:p>
-      <w:pPr/>
+      <w:pPr>
+        <w:ind w:left="0" w:right="0" w:firstLine="0"/>
+        <w:jc w:val="center"/>
+      </w:pPr>
       <w:r>
-        <w:t>Not every coevolutionary arms race unfolds over many thousands of years. The relationship between the influenza virus and the human immune system runs its cycle on a timescale of months.</w:t>
+        <w:t>Not every coevolutionary arms race takes thousands of years.</w:t>
       </w:r>
-    </w:p>
-    <w:p>
-      <w:pPr/>
       <w:r>
-        <w:t>Your immune system, once it has successfully fought off a particular strain of flu, retains a kind of memory of the specific proteins on that strain's surface, allowing a much faster and more effective response if the same strain is encountered again. This is, in effect, the same logic the Red Queen argument applies at the level of individual genotypes in Chapter 11, but running against a single, familiar viral strain rather than a whole species.</w:t>
+        <w:br/>
+        <w:br/>
+        <w:t>The race between the influenza virus and your immune system resets on a timescale of months.</w:t>
       </w:r>
-    </w:p>
-    <w:p>
-      <w:pPr/>
       <w:r>
-        <w:t>Influenza viruses evolve extremely quickly, and the specific surface proteins your immune system has learned to recognize are also exactly the proteins under the most intense selective pressure to change, because any viral variant carrying a mutated version of those proteins can partially evade immune systems that have only learned to recognize the older version.</w:t>
+        <w:br/>
+        <w:br/>
+        <w:t>Once your immune system has beaten a particular strain of flu, it keeps a kind of memory of that strain's surface proteins.</w:t>
       </w:r>
-    </w:p>
-    <w:p>
-      <w:pPr/>
       <w:r>
-        <w:t>This is why a new influenza vaccine has to be developed and administered essentially every year: the virus is, quite literally, running as fast as it can, reshuffling its own surface proteins through this process, called antigenic drift, largely in order to stay one step ahead of the accumulated immune memory of the human population it depends on for its own continued spread.</w:t>
+        <w:br/>
+        <w:br/>
+        <w:t>Think of those proteins as the virus's ID badge.</w:t>
+      </w:r>
+      <w:r>
+        <w:br/>
+        <w:br/>
+        <w:t>That memory lets your body respond much faster if it ever meets the exact same strain again.</w:t>
+      </w:r>
+      <w:r>
+        <w:br/>
+        <w:br/>
+        <w:t>It's the same Red Queen logic from earlier in this chapter, just running against one familiar virus instead of a whole species.</w:t>
+      </w:r>
+      <w:r>
+        <w:br/>
+        <w:br/>
+        <w:t>Here's the catch: influenza mutates extremely fast, and it mutates in exactly the spot your immune system learned to recognize.</w:t>
+      </w:r>
+      <w:r>
+        <w:br/>
+        <w:br/>
+        <w:t>Any new viral variant with a slightly different “badge” can partly slip past immune systems trained on the old one.</w:t>
+      </w:r>
+      <w:r>
+        <w:br/>
+        <w:br/>
+        <w:t>That's why you need a new flu vaccine almost every year.</w:t>
+      </w:r>
+      <w:r>
+        <w:br/>
+        <w:br/>
+        <w:t>The virus is, quite literally, running as fast as it can.</w:t>
+      </w:r>
+      <w:r>
+        <w:br/>
+        <w:br/>
+        <w:t xml:space="preserve">It's constantly reshuffling its own surface proteins, in a process scientists call </w:t>
+      </w:r>
+      <w:r>
+        <w:rPr>
+          <w:b/>
+        </w:rPr>
+        <w:t>antigenic drift</w:t>
+      </w:r>
+      <w:r>
+        <w:t>.</w:t>
+      </w:r>
+      <w:r>
+        <w:br/>
+        <w:br/>
+        <w:t>The goal, if a virus can be said to have one, is to stay one step ahead of the immune memory carried by the population it depends on.</w:t>
       </w:r>
     </w:p>
     <w:p>
       <w:pPr>
         <w:pStyle w:val="Heading1"/>
+        <w:ind w:left="0" w:right="0" w:firstLine="0"/>
+        <w:jc w:val="center"/>
       </w:pPr>
       <w:r>
         <w:t>An Arms Race We Started Ourselves</w:t>
       </w:r>
     </w:p>
     <w:p>
-      <w:pPr/>
+      <w:pPr>
+        <w:ind w:left="0" w:right="0" w:firstLine="0"/>
+        <w:jc w:val="center"/>
+      </w:pPr>
       <w:r>
-        <w:t>One of the most consequential coevolutionary arms races currently underway is one that humans have set in motion directly and, at least initially, unintentionally: the evolution of antibiotic resistance in disease-causing bacteria.</w:t>
+        <w:t>One of the most serious coevolutionary arms races happening right now is one humans set off ourselves, mostly by accident.</w:t>
       </w:r>
-    </w:p>
-    <w:p>
-      <w:pPr/>
       <w:r>
-        <w:t>Antibiotics work by targeting specific vulnerabilities in bacterial cells, mechanisms these drugs exploit to kill or disable the bacteria without harming human cells, which generally lack the same targeted vulnerabilities. But bacterial populations are enormous, reproduce extremely quickly, and, as Chapter 4 noted, readily exchange genes with each other through horizontal gene transfer, including genes that happen to confer resistance to a particular antibiotic.</w:t>
+        <w:br/>
+        <w:br/>
+        <w:t>It's the evolution of antibiotic resistance in disease-causing bacteria.</w:t>
       </w:r>
-    </w:p>
-    <w:p>
-      <w:pPr/>
       <w:r>
-        <w:t>Every time an antibiotic is used, any bacteria in the treated population that happen to carry a resistance mutation, however rare that mutation might have been beforehand, survive and reproduce while their susceptible competitors are killed off, a textbook demonstration of the directional selection first described in Chapter 7, except that in this case humans, through the widespread use of the drug itself, are directly and continuously supplying the selective pressure.</w:t>
+        <w:br/>
+        <w:br/>
+        <w:t>Antibiotics work by targeting specific weak points in bacterial cells.</w:t>
       </w:r>
-    </w:p>
-    <w:p>
-      <w:pPr/>
       <w:r>
-        <w:t>The result, observed clinically and taken with increasing seriousness by public health authorities worldwide over recent decades, is the steady spread of bacterial strains resistant to one antibiotic after another, an arms race in which humanity is playing the role usually occupied by a coevolving predator or parasite, and in which the bacteria, given their staggeringly short generation times and enormous population sizes, are, in a purely evolutionary sense, extremely well equipped to keep pace.</w:t>
+        <w:br/>
+        <w:br/>
+        <w:t>Human cells generally don't share those weak points, which is why the drugs can kill bacteria without harming us.</w:t>
+      </w:r>
+      <w:r>
+        <w:br/>
+        <w:br/>
+        <w:t>But bacterial populations are enormous.</w:t>
+      </w:r>
+      <w:r>
+        <w:br/>
+        <w:br/>
+        <w:t>They reproduce extremely fast, and they can trade genes with each other directly, including genes that happen to confer resistance to a given antibiotic.</w:t>
+      </w:r>
+      <w:r>
+        <w:br/>
+        <w:br/>
+        <w:t>Every time an antibiotic gets used, something predictable happens.</w:t>
+      </w:r>
+      <w:r>
+        <w:br/>
+        <w:br/>
+        <w:t>Any bacteria that happen to carry a resistance gene, however rare that gene was beforehand, survive and multiply.</w:t>
+      </w:r>
+      <w:r>
+        <w:br/>
+        <w:br/>
+        <w:t>Their more vulnerable neighbors get wiped out.</w:t>
+      </w:r>
+      <w:r>
+        <w:br/>
+        <w:br/>
+        <w:t>That's natural selection at its most textbook: whoever survives, reproduces.</w:t>
+      </w:r>
+      <w:r>
+        <w:br/>
+        <w:br/>
+        <w:t>Except here, humans are the ones supplying the pressure, continuously, just by using the drug.</w:t>
+      </w:r>
+      <w:r>
+        <w:br/>
+        <w:br/>
+        <w:t>The result, taken increasingly seriously by public health authorities worldwide, is a steady spread of bacterial strains resistant to one antibiotic after another.</w:t>
+      </w:r>
+      <w:r>
+        <w:br/>
+        <w:br/>
+        <w:t>It's an arms race where humanity is playing the part usually held by a predator or parasite.</w:t>
+      </w:r>
+      <w:r>
+        <w:br/>
+        <w:br/>
+        <w:t>And bacteria, with their absurdly short generation times and enormous numbers, are extremely well equipped to keep up.</w:t>
       </w:r>
     </w:p>
     <w:p>
       <w:pPr>
         <w:pStyle w:val="Heading1"/>
+        <w:ind w:left="0" w:right="0" w:firstLine="0"/>
+        <w:jc w:val="center"/>
       </w:pPr>
       <w:r>
         <w:t>Copying the Enemy's Uniform</w:t>
       </w:r>
     </w:p>
     <w:p>
-      <w:pPr/>
+      <w:pPr>
+        <w:ind w:left="0" w:right="0" w:firstLine="0"/>
+        <w:jc w:val="center"/>
+      </w:pPr>
       <w:r>
-        <w:t>A final, distinct category of coevolutionary relationship involves not weapons or resistance, but deception, in which one species evolves to resemble another for its own protective advantage. Biologists call this mimicry, and it comes in two well-studied forms.</w:t>
+        <w:t>There's a final, different kind of coevolution: not weapons, not resistance, but disguise.</w:t>
       </w:r>
-    </w:p>
-    <w:p>
-      <w:pPr/>
       <w:r>
-        <w:t>In Batesian mimicry, named after the naturalist Henry Walter Bates, a harmless species evolves to closely resemble a genuinely dangerous or distasteful one, gaining protection from predators that have learned to avoid the model species, without itself needing to invest in producing any actual toxin or defense. Various harmless hoverfly species that closely resemble stinging wasps and bees are a familiar example.</w:t>
+        <w:br/>
+        <w:br/>
+        <w:t>One species evolves to resemble another purely for protection.</w:t>
       </w:r>
-    </w:p>
-    <w:p>
-      <w:pPr/>
       <w:r>
-        <w:t>In Müllerian mimicry, named after the naturalist Fritz Müller, two or more species that are each independently genuinely toxic or dangerous evolve to resemble each other, rather than one mimicking the other. This benefits both species, because it means a predator only has to learn one warning pattern to correctly avoid all of them, spreading the cost of that predator's learning process, which typically involves eating and being harmed by at least one unlucky individual, across a larger combined population rather than concentrating it on any single species alone.</w:t>
+        <w:br/>
+        <w:br/>
+        <w:t>Biologists call this mimicry, and it comes in two well-studied flavors.</w:t>
       </w:r>
-    </w:p>
-    <w:p>
-      <w:pPr/>
       <w:r>
-        <w:t>A related, entirely different kind of exploitation runs between brood-parasite birds, most famously the common cuckoo, and the host species whose nests they exploit. A female cuckoo lays her egg in another bird's nest, and in many cuckoo lineages, the egg has evolved to closely mimic the color and pattern of the host species' own eggs, closely enough that the host frequently fails to recognize and reject it. Host species, in turn, have evolved increasingly refined abilities to detect and reject eggs that do not match their own precisely enough, driving cuckoos toward ever more precise mimicry in response, a genuine, ongoing coevolutionary arms race, running not between predator and prey but between a parasite and the parental instincts of its host.</w:t>
+        <w:br/>
+        <w:br/>
+        <w:t xml:space="preserve">In </w:t>
+      </w:r>
+      <w:r>
+        <w:rPr>
+          <w:b/>
+        </w:rPr>
+        <w:t>Batesian mimicry</w:t>
+      </w:r>
+      <w:r>
+        <w:t>, named after Henry Walter Bates, a naturalist who studied Amazon butterflies, a harmless species evolves to closely resemble a genuinely dangerous or bad-tasting one.</w:t>
+      </w:r>
+      <w:r>
+        <w:br/>
+        <w:br/>
+        <w:t>It gets protection from predators that have already learned to avoid the real thing, without ever having to make any actual poison itself.</w:t>
+      </w:r>
+      <w:r>
+        <w:br/>
+        <w:br/>
+        <w:t>Plenty of harmless hoverflies look startlingly like stinging wasps and bees for exactly this reason.</w:t>
+      </w:r>
+      <w:r>
+        <w:br/>
+        <w:br/>
+        <w:t xml:space="preserve">In </w:t>
+      </w:r>
+      <w:r>
+        <w:rPr>
+          <w:b/>
+        </w:rPr>
+        <w:t>Müllerian mimicry</w:t>
+      </w:r>
+      <w:r>
+        <w:t>, named after Fritz Müller, a naturalist who studied Brazilian insects, two or more species that are each genuinely dangerous evolve to resemble each other, rather than one copying the other.</w:t>
+      </w:r>
+      <w:r>
+        <w:br/>
+        <w:br/>
+        <w:t>This helps everyone involved.</w:t>
+      </w:r>
+      <w:r>
+        <w:br/>
+        <w:br/>
+        <w:t>A predator only has to learn one warning pattern to avoid all of them.</w:t>
+      </w:r>
+      <w:r>
+        <w:br/>
+        <w:br/>
+        <w:t>Learning that lesson usually costs one unlucky individual getting eaten first.</w:t>
+      </w:r>
+      <w:r>
+        <w:br/>
+        <w:br/>
+        <w:t>Spreading that cost across several combined species, instead of piling it onto just one, benefits the whole group.</w:t>
+      </w:r>
+      <w:r>
+        <w:br/>
+        <w:br/>
+        <w:t>A different, stranger kind of exploitation runs between the common cuckoo and the birds whose nests it invades.</w:t>
+      </w:r>
+      <w:r>
+        <w:br/>
+        <w:br/>
+        <w:t>A female cuckoo lays her egg in another bird's nest.</w:t>
+      </w:r>
+      <w:r>
+        <w:br/>
+        <w:br/>
+        <w:t>In many cuckoo lineages, that egg has evolved to closely match the color and pattern of the host's own eggs.</w:t>
+      </w:r>
+      <w:r>
+        <w:br/>
+        <w:br/>
+        <w:t>The match is often close enough that the host can't tell the difference, and fails to reject it.</w:t>
+      </w:r>
+      <w:r>
+        <w:br/>
+        <w:br/>
+        <w:t>Host species, in turn, have evolved sharper and sharper eyes for spotting an egg that doesn't quite match.</w:t>
+      </w:r>
+      <w:r>
+        <w:br/>
+        <w:br/>
+        <w:t>That pressure pushes cuckoos toward ever more precise mimicry in response.</w:t>
+      </w:r>
+      <w:r>
+        <w:br/>
+        <w:br/>
+        <w:t>It's a genuine, ongoing arms race, not between predator and prey, but between a parasite and a parent's instinct to protect its own young.</w:t>
       </w:r>
     </w:p>
     <w:p>
       <w:pPr>
         <w:pStyle w:val="Heading1"/>
+        <w:ind w:left="0" w:right="0" w:firstLine="0"/>
+        <w:jc w:val="center"/>
       </w:pPr>
       <w:r>
         <w:t>The Evolutionary Punchline</w:t>
       </w:r>
     </w:p>
     <w:p>
-      <w:pPr/>
+      <w:pPr>
+        <w:ind w:left="0" w:right="0" w:firstLine="0"/>
+        <w:jc w:val="center"/>
+      </w:pPr>
       <w:r>
-        <w:t>Every relationship in this chapter, a cheetah and a gazelle, a newt and a snake, a fungus and an ant, a parasite and a human red blood cell, a virus reshuffling its surface proteins every winter, shares the same underlying structure Chapter 11 first introduced through the lens of sex and parasites: an escalating contest with no finish line, in which any advantage gained by one side is, almost by definition, the trigger for the next countermove by the other.</w:t>
+        <w:t>Every relationship in this chapter shares the same underlying shape.</w:t>
       </w:r>
-    </w:p>
-    <w:p>
-      <w:pPr/>
       <w:r>
-        <w:t>This is one of the clearest illustrations in all of biology of the idea Chapter 7 introduced: that natural selection has no foresight, no plan, and no destination. Nothing in the milkweed's chemistry anticipated the monarch caterpillar that would learn to tolerate and repurpose it. Nothing in Darwin's orchid anticipated the specific moth that would eventually be found to pollinate it, more than two decades after his death, though his reasoning correctly anticipated its necessary existence.</w:t>
+        <w:br/>
+        <w:br/>
+        <w:t>Think of a cheetah and a gazelle, a newt and a snake, a fungus and an ant, a parasite and a red blood cell, a virus reshuffling its surface every winter.</w:t>
       </w:r>
-    </w:p>
-    <w:p>
-      <w:pPr/>
       <w:r>
-        <w:t>Coevolution simply keeps running, generation after generation, because standing still is, in every one of these relationships, the one option that reliably loses.</w:t>
+        <w:br/>
+        <w:br/>
+        <w:t>Each one is an escalating contest with no finish line.</w:t>
+      </w:r>
+      <w:r>
+        <w:br/>
+        <w:br/>
+        <w:t>Any advantage gained by one side becomes, almost by definition, the trigger for the other side's next move.</w:t>
+      </w:r>
+      <w:r>
+        <w:br/>
+        <w:br/>
+        <w:t>This is one of the clearest illustrations anywhere in biology of an idea from Chapter 7: natural selection has no foresight, no plan, and no destination.</w:t>
+      </w:r>
+      <w:r>
+        <w:br/>
+        <w:br/>
+        <w:t>Nothing in milkweed's chemistry anticipated the monarch caterpillar that would learn to tolerate, and then steal, that poison.</w:t>
+      </w:r>
+      <w:r>
+        <w:br/>
+        <w:br/>
+        <w:t>Nothing in Darwin's orchid anticipated the specific moth that would eventually be found to pollinate it, more than two decades after his death.</w:t>
+      </w:r>
+      <w:r>
+        <w:br/>
+        <w:br/>
+        <w:t>Even so, his reasoning had already, correctly, anticipated that the moth had to exist.</w:t>
+      </w:r>
+      <w:r>
+        <w:br/>
+        <w:br/>
+        <w:t>Coevolution simply keeps running, generation after generation.</w:t>
+      </w:r>
+      <w:r>
+        <w:br/>
+        <w:br/>
+        <w:t>In every one of these relationships, standing still is the one option that reliably loses.</w:t>
       </w:r>
     </w:p>
     <w:sectPr>
@@ -821,12 +1522,12 @@
       <w:outlineLvl w:val="0"/>
     </w:pPr>
     <w:rPr>
-      <w:rFonts w:asciiTheme="majorHAnsi" w:eastAsiaTheme="majorEastAsia" w:hAnsiTheme="majorHAnsi" w:cstheme="majorBidi" w:ascii="Georgia" w:hAnsi="Georgia"/>
+      <w:rFonts w:ascii="Amazon Ember" w:hAnsi="Amazon Ember" w:cs="Amazon Ember"/>
       <w:b/>
       <w:bCs/>
-      <w:color w:val="365F91" w:themeColor="accent1" w:themeShade="BF"/>
-      <w:sz w:val="30"/>
-      <w:szCs w:val="28"/>
+      <w:color w:val="0000FF"/>
+      <w:sz w:val="36"/>
+      <w:szCs w:val="36"/>
     </w:rPr>
   </w:style>
   <w:style w:type="paragraph" w:styleId="Heading2">
@@ -1111,13 +1812,11 @@
       <w:jc w:val="center"/>
     </w:pPr>
     <w:rPr>
-      <w:rFonts w:asciiTheme="majorHAnsi" w:eastAsiaTheme="majorEastAsia" w:hAnsiTheme="majorHAnsi" w:cstheme="majorBidi" w:ascii="Georgia" w:hAnsi="Georgia"/>
+      <w:rFonts w:ascii="Amazon Ember" w:hAnsi="Amazon Ember" w:cs="Amazon Ember"/>
       <w:b/>
-      <w:color w:val="17365D" w:themeColor="text2" w:themeShade="BF"/>
-      <w:spacing w:val="5"/>
-      <w:kern w:val="28"/>
-      <w:sz w:val="40"/>
-      <w:szCs w:val="52"/>
+      <w:color w:val="0000FF"/>
+      <w:sz w:val="36"/>
+      <w:szCs w:val="36"/>
     </w:rPr>
   </w:style>
   <w:style w:type="character" w:customStyle="1" w:styleId="TitleChar">
